--- a/docs/prd-docx-v2/服务商端App/运营中心.docx
+++ b/docs/prd-docx-v2/服务商端App/运营中心.docx
@@ -1456,7 +1456,7 @@
                 <w:rFonts w:ascii="宋体" w:hAnsi="宋体" w:eastAsia="宋体"/>
                 <w:sz w:val="21"/>
               </w:rPr>
-              <w:t>`mock-data.js` / `mobile-app.js`</w:t>
+              <w:t>`原型数据` / `mobile-app.js`</w:t>
             </w:r>
           </w:p>
         </w:tc>
@@ -1500,7 +1500,7 @@
                 <w:rFonts w:ascii="宋体" w:hAnsi="宋体" w:eastAsia="宋体"/>
                 <w:sz w:val="21"/>
               </w:rPr>
-              <w:t>`mock-data.js` / `mobile-app.js`</w:t>
+              <w:t>`原型数据` / `mobile-app.js`</w:t>
             </w:r>
           </w:p>
         </w:tc>
@@ -1544,7 +1544,7 @@
                 <w:rFonts w:ascii="宋体" w:hAnsi="宋体" w:eastAsia="宋体"/>
                 <w:sz w:val="21"/>
               </w:rPr>
-              <w:t>`mock-data.js` / `mobile-app.js`</w:t>
+              <w:t>`原型数据` / `mobile-app.js`</w:t>
             </w:r>
           </w:p>
         </w:tc>
@@ -1588,7 +1588,7 @@
                 <w:rFonts w:ascii="宋体" w:hAnsi="宋体" w:eastAsia="宋体"/>
                 <w:sz w:val="21"/>
               </w:rPr>
-              <w:t>`mock-data.js` / `mobile-app.js`</w:t>
+              <w:t>`原型数据` / `mobile-app.js`</w:t>
             </w:r>
           </w:p>
         </w:tc>
@@ -1632,7 +1632,7 @@
                 <w:rFonts w:ascii="宋体" w:hAnsi="宋体" w:eastAsia="宋体"/>
                 <w:sz w:val="21"/>
               </w:rPr>
-              <w:t>`mock-data.js` / `mobile-app.js`</w:t>
+              <w:t>`原型数据` / `mobile-app.js`</w:t>
             </w:r>
           </w:p>
         </w:tc>
@@ -1676,7 +1676,7 @@
                 <w:rFonts w:ascii="宋体" w:hAnsi="宋体" w:eastAsia="宋体"/>
                 <w:sz w:val="21"/>
               </w:rPr>
-              <w:t>`mock-data.js` / `mobile-app.js`</w:t>
+              <w:t>`原型数据` / `mobile-app.js`</w:t>
             </w:r>
           </w:p>
         </w:tc>
@@ -1720,7 +1720,7 @@
                 <w:rFonts w:ascii="宋体" w:hAnsi="宋体" w:eastAsia="宋体"/>
                 <w:sz w:val="21"/>
               </w:rPr>
-              <w:t>`mock-data.js` / `mobile-app.js`</w:t>
+              <w:t>`原型数据` / `mobile-app.js`</w:t>
             </w:r>
           </w:p>
         </w:tc>
@@ -1750,7 +1750,7 @@
                 <w:rFonts w:ascii="宋体" w:hAnsi="宋体" w:eastAsia="宋体"/>
                 <w:sz w:val="21"/>
               </w:rPr>
-              <w:t>`products`</w:t>
+              <w:t>业务数据</w:t>
             </w:r>
           </w:p>
         </w:tc>
@@ -1764,7 +1764,7 @@
                 <w:rFonts w:ascii="宋体" w:hAnsi="宋体" w:eastAsia="宋体"/>
                 <w:sz w:val="21"/>
               </w:rPr>
-              <w:t>`mock-data.js`</w:t>
+              <w:t>原型数据</w:t>
             </w:r>
           </w:p>
         </w:tc>
@@ -1837,7 +1837,7 @@
           <w:rFonts w:ascii="宋体" w:hAnsi="宋体" w:eastAsia="宋体"/>
           <w:sz w:val="21"/>
         </w:rPr>
-        <w:t>- 服务商已入驻并通过审核 - `mock-data.js` 中 `products` 数组存在可采购商品</w:t>
+        <w:t>- 服务商已入驻并通过审核 - `原型数据` 中 `products` 数组存在可采购商品</w:t>
       </w:r>
     </w:p>
     <w:p>
@@ -1858,7 +1858,7 @@
           <w:rFonts w:ascii="宋体" w:hAnsi="宋体" w:eastAsia="宋体"/>
           <w:sz w:val="21"/>
         </w:rPr>
-        <w:t>1. 子Tab「配件采购」以网格卡片形式展示可采购商品（`getProviderPurchasableProducts()`，取前4条）。 2. 每张商品卡片包含：    - 商品图片占位（按索引循环 `data-tone`）    - 商品名称、品牌、类目    - 适配车型说明    - 价格 3. 点击商品卡片进入商品详情页（`renderProviderPurchaseDetail`）：    - 大图标展示、品牌、型号、类目、价格、库存状态    - 「立即采购」按钮 4. 点击「立即采购」展开采购表单（`renderProviderPurchaseForm`）：    -</w:t>
+        <w:t>1. 子Tab「配件采购」以网格卡片形式展示可采购商品（`getProviderPurchasableProducts()`，取前4条）。 2. 每张商品卡片包含：    - 商品图片占位（按索引循环 `交互属性`）    - 商品名称、品牌、类目    - 适配车型说明    - 价格 3. 点击商品卡片进入商品详情页（`renderProviderPurchaseDetail`）：    - 大图标展示、品牌、型号、类目、价格、库存状态    - 「立即采购」按钮 4. 点击「立即采购」展开采购表单（`renderProviderPurchaseForm`）：    -</w:t>
       </w:r>
     </w:p>
     <w:p>
@@ -2075,7 +2075,7 @@
           <w:rFonts w:ascii="宋体" w:hAnsi="宋体" w:eastAsia="宋体"/>
           <w:sz w:val="21"/>
         </w:rPr>
-        <w:t>- `mock-data.js` 中 `services` 数组已定义平台服务项</w:t>
+        <w:t>- `原型数据` 中 `services` 数组已定义平台服务项</w:t>
       </w:r>
     </w:p>
     <w:p>
@@ -2117,7 +2117,7 @@
           <w:rFonts w:ascii="宋体" w:hAnsi="宋体" w:eastAsia="宋体"/>
           <w:sz w:val="21"/>
         </w:rPr>
-        <w:t>服务定价状态更新至 `state.providerServicePricing`，可用于后续派单报价展示。</w:t>
+        <w:t>服务定价状态更新至 `页面状态`，可用于后续派单报价展示。</w:t>
       </w:r>
     </w:p>
     <w:p>
